--- a/week07_creative_award/WANGHAOBIN_Week07_CreativeAward_Draft.docx
+++ b/week07_creative_award/WANGHAOBIN_Week07_CreativeAward_Draft.docx
@@ -21,7 +21,7 @@
         </w:rPr>
       </w:pPr>
       <w:r>
-        <w:t>A Bilingual Source Traceable Dormitory Preparation Assistant</w:t>
+        <w:t>AI Interpretation of New Dormitory Notices for Bilingual Preparation</w:t>
       </w:r>
     </w:p>
     <w:tbl>
@@ -166,10 +166,7 @@
     <w:p>
       <w:pPr/>
       <w:r>
-        <w:rPr>
-          <w:i w:val="0"/>
-        </w:rPr>
-        <w:t>Students preparing to enter Dong-A University's Hanlim dormitory must interpret Korean guidance, assemble documents and supplies, and identify conditions that depend on their circumstances. Move In Ready is a local bilingual prototype that converts three publicly accessible Hanlim sources into a source-linked preparation checklist. Users select a self-reported applicability profile, planned move-in date, and preparation states. Optional Qwen assistance proposes state changes from natural language; changes take effect only after user confirmation. Deterministic checks handle document dates and uncertain applicability, while a rule-based ranking suggests up to three next actions. The interface shows citations and supports browser-local saving and JSON export. Developer checks with synthetic cases verified key flows and exposed errors that were corrected. The prototype has no public deployment or real-user study. It does not authenticate documents or decide housing eligibility. The next phase will evaluate comprehension and usefulness after the relevant official requirements and participant recruitment are established.</w:t>
+        <w:t>Students preparing to enter Dong-A University's Hanlim dormitory must turn Korean notices into applicable actions while checking deadlines and exceptions. Move In Ready is a local bilingual prototype whose central AI function interprets newly pasted Korean notice text that is absent from its fixed knowledge index. Qwen proposes Chinese and Korean action descriptions, audience and deadline excerpts, exceptions, and tentative links to a preparation checklist. Local code verifies that displayed quotations occur in the pasted text; the user must still check meaning and applicability before acting. The profile and checklist states are compared locally and are not sent to the model. Two synthetic notice scenarios and 81 offline checks exercised the prototype. An initial unseen case exposed an omitted no-repeat condition, leading to a visible lexical warning for uncovered caveats. The project has not been deployed publicly or tested with residents, and it does not decide housing eligibility.</w:t>
       </w:r>
     </w:p>
     <w:p>
@@ -186,10 +183,7 @@
     <w:p>
       <w:pPr/>
       <w:r>
-        <w:rPr>
-          <w:i w:val="0"/>
-        </w:rPr>
-        <w:t>dormitory preparation; bilingual interface; source traceability; human confirmation; rule-based recommendation</w:t>
+        <w:t>dormitory notices; language model; action extraction; bilingual interface; human verification</w:t>
       </w:r>
     </w:p>
     <w:p>
@@ -217,10 +211,7 @@
     <w:p>
       <w:pPr/>
       <w:r>
-        <w:rPr>
-          <w:i w:val="0"/>
-        </w:rPr>
-        <w:t>Prospective Hanlim residents must turn public Korean-language instructions into personal preparation actions. A missed document, an invalid issue date, or an unsupported assumption about which rules apply to an international student can change what the student prepares. The official pages remain the authority; this prototype reorganizes selected statements into actions with links back to the source [1-3]. We do not infer an individual's admission or eligibility from those statements.</w:t>
+        <w:t>Prospective Hanlim residents must interpret notices that can specify different audiences, deadlines, and exceptions. A fixed checklist can organize known requirements, but it cannot interpret a new notice that has not yet been entered into its index. Move In Ready uses a language model for that new-text interpretation task, then shows the original Korean spans beside each proposed action. The official pages and current notices remain the authority [1-3]; the system does not infer an individual's admission or eligibility.</w:t>
       </w:r>
     </w:p>
     <w:p>
@@ -237,10 +228,7 @@
     <w:p>
       <w:pPr/>
       <w:r>
-        <w:rPr>
-          <w:i w:val="0"/>
-        </w:rPr>
-        <w:t>The intended users are students preparing to move into Dong-A University's Hanlim dormitory, especially students who benefit from Chinese explanations alongside Korean source text. The interface asks users to choose whether the general guidance has been confirmed as applicable, whether they are an international student, or whether applicability is still unknown. These profiles are self-reported workflow settings, not identity verification. The prototype is not designed for other residences.</w:t>
+        <w:t>The intended users are students preparing to move into Dong-A University's Hanlim dormitory, especially those who benefit from Chinese explanations alongside Korean source text. Users may self-report whether general guidance has been confirmed as applicable, whether they are international students, or whether applicability is unknown. These settings help compare proposed actions with a saved preparation state; they are not identity verification or an automatic decision about which notice applies. The prototype is not designed for other residences.</w:t>
       </w:r>
     </w:p>
     <w:p>
@@ -257,10 +245,7 @@
     <w:p>
       <w:pPr/>
       <w:r>
-        <w:rPr>
-          <w:i w:val="0"/>
-        </w:rPr>
-        <w:t>Hanlim's official move-in guide and regulations publish the underlying requirements and reminders [1-3]. Move In Ready complements those pages with a stateful checklist, explanations in Chinese or Korean, and a visible path from each recommendation to its source. Its purpose is to support preparation and clarification, not to replace current notices or staff decisions.</w:t>
+        <w:t>Hanlim's official move-in guide and regulations publish source material [1-3]. The original Move In Ready prototype offered a curated checklist and source-linked question answering. The current extension addresses a different task: interpreting a newly supplied notice before it has been curated into that checklist. It turns the notice into reviewable action candidates and retains the earlier checklist as context. Users must confirm the source, meaning, and personal applicability themselves.</w:t>
       </w:r>
     </w:p>
     <w:p>
@@ -288,10 +273,7 @@
     <w:p>
       <w:pPr/>
       <w:r>
-        <w:rPr>
-          <w:i w:val="0"/>
-        </w:rPr>
-        <w:t>Five requirements guide the prototype: every rule-based result must show its source; uncertain applicability must remain uncertain; AI-suggested state changes require human confirmation; core manual functions must work without an API connection; and the interface must avoid collecting identity documents, medical records, or account credentials. Chinese guidance is explanatory; users can inspect the Korean excerpt and the linked official page.</w:t>
+        <w:t>The design requires the AI to handle Korean notice text outside the fixed knowledge index, to show an exact source span for every proposed action, and to preserve uncertainty about audience and exceptions. The program must never change the checklist or decide eligibility automatically. It compares self-reported states locally, does not send those states or the profile to Qwen, and warns users not to paste personal identifiers or health information into the notice field. The manually curated checklist remains usable when the AI service is unavailable.</w:t>
       </w:r>
     </w:p>
     <w:p>
@@ -308,10 +290,7 @@
     <w:p>
       <w:pPr/>
       <w:r>
-        <w:rPr>
-          <w:i w:val="0"/>
-        </w:rPr>
-        <w:t>A user chooses an applicability profile and planned move-in date, reads nine checkable items, and marks each as ready, missing, or uncertain. Optional natural-language input is interpreted by Qwen, but the proposed changes appear separately until the user accepts them. The program then checks dates and applicability, builds an action list, and ranks at most three unfinished next steps with reasons and sources. The user can save progress in the browser or export a JSON report. Switching between Chinese and Korean changes the presentation language without resetting states or changing the ranking.</w:t>
+        <w:t>A user pastes the body of a new Korean notice and may add a link for later manual checking. Qwen extracts up to six proposed actions or exception notes, with Chinese and Korean explanations and excerpts for the source, audience, deadline, and exception. The server checks that these excerpts appear in the same quoted span of the pasted notice and rejects malformed output. If an action seems to match a known checklist item, the interface displays the user's self-reported state but labels the match as an AI guess and the applicability as unconfirmed. The text is not saved with browser progress, and no checklist item changes as a result. The user reads the Korean source before acting.</w:t>
       </w:r>
     </w:p>
     <w:p>
@@ -328,19 +307,7 @@
     <w:p>
       <w:pPr/>
       <w:r>
-        <w:rPr>
-          <w:i w:val="0"/>
-        </w:rPr>
-        <w:t>A local Python server serves a browser interface and a curated knowledge file. The current file contains 15 source-linked entries derived from three official pages; nine entries are checkable and the others provide contextual reminders. Twelve teaching rules support question answering. Deterministic logic evaluates reported status and document dates, while optional Qwen calls handle natural-language status suggestions and answers based on the stored source material. The system does not train a predictive model or send an application to the university.</w:t>
-      </w:r>
-    </w:p>
-    <w:p>
-      <w:pPr/>
-      <w:r>
-        <w:rPr>
-          <w:i/>
-        </w:rPr>
-        <w:t>Planned Figure 1 insertion: system flow from self-reported input and optional Qwen suggestion through user confirmation, rule checks, ranked actions, and linked source excerpts.</w:t>
+        <w:t>A local Python HTTP server connects a bilingual browser interface, a 15-entry curated knowledge file, deterministic preparation checks, and Qwen. The new notice endpoint sends only the pasted notice and nonpersonal catalog titles to the model; it does not send the selected profile, saved states, or optional URL. The server validates output structure, known catalog identifiers, and literal quotation membership. A small lexical guard highlights exception-like sentences that are absent from all displayed model evidence spans. This guard can warn about omissions but cannot establish semantic correctness. Existing source-linked conversation and rule-based Top 3 recommendations remain supporting functions.</w:t>
       </w:r>
     </w:p>
     <w:p>
@@ -357,19 +324,7 @@
     <w:p>
       <w:pPr/>
       <w:r>
-        <w:rPr>
-          <w:i w:val="0"/>
-        </w:rPr>
-        <w:t>The current prototype offers manual verification, source-linked Q&amp;A, local persistence, JSON export, date checks, bilingual rendering, and a rule-based Top 3 action list. A technical test of the Korean AI path used a synthetic preparation statement and a regulation question. A planned extension will retain recent dialogue and retrieve relevant clauses from multiple documents before generating an answer; its outcome is not included in the findings reported here. The code and run instructions are available in the course repository [4].</w:t>
-      </w:r>
-    </w:p>
-    <w:p>
-      <w:pPr/>
-      <w:r>
-        <w:rPr>
-          <w:i/>
-        </w:rPr>
-        <w:t>Planned Figure 2 insertion: annotated screenshots of the Chinese and Korean recommendation views using the same synthetic preparation state.</w:t>
+        <w:t>The prototype currently supports live notice-to-action interpretation on the same local page as the existing checklist and question interface. When Qwen returns an explicit Korean no-action phrase, the program labels it as an exception note rather than a new task. Two classroom-only synthetic notices illustrate document submission with an international-student exception and a new QR access-registration requirement with audience exclusions. These notices are not university policy. The code, sample inputs, actual model results, and run instructions are stored in the course repository [4].</w:t>
       </w:r>
     </w:p>
     <w:p>
@@ -397,10 +352,7 @@
     <w:p>
       <w:pPr/>
       <w:r>
-        <w:rPr>
-          <w:i w:val="0"/>
-        </w:rPr>
-        <w:t>The present evidence is developer testing, not a user study. Offline unit and HTTP checks, recorded Qwen calls, and browser operation were used to inspect normal, missing, ambiguous, out-of-scope, and privacy-related inputs. The latest Week 5 regression recorded 59 passing offline tests. Three synthetic recommendation states were run through the interface. A future user study is Planned: recruited prospective residents would perform defined preparation and source-checking tasks, while errors, completion, and comprehension are recorded. No participants or user outcomes are claimed at this stage.</w:t>
+        <w:t>This is developer evaluation, not a user study. Eighty-one offline tests cover existing functions and the new notice data flow, including quotation rejection, unknown catalog identifiers, privacy separation, and an omitted-exception warning. We also made actual Qwen calls on two Korean synthetic notices. The second notice was not used while preparing the initial prompt. Evaluation of real notices, generalization, user comprehension, or task efficiency has not yet been performed. The next study should independently label audience, action, deadline, and exception spans in authorized current notices and compare the AI workflow with the fixed-index baseline using missed conditions, false actions, and review time.</w:t>
       </w:r>
     </w:p>
     <w:p>
@@ -417,10 +369,7 @@
     <w:p>
       <w:pPr/>
       <w:r>
-        <w:rPr>
-          <w:i w:val="0"/>
-        </w:rPr>
-        <w:t>In a synthetic general-guidance case, the Top 3 actions were bedding, laundry supplies, and network supplies. In a synthetic international-student case, the list instead prioritized confirming the applicability of two document requirements and reading the latest notice. When all checkable items were marked ready, the prototype showed a no-candidate message rather than an invented recommendation. Earlier developer review found three faults: an answer omitted a health related condition, a future document issue date could appear valid, and an access-card answer showed only one of two relevant sources. The implementation was amended and the relevant checks were repeated. These observations support the specified flows only; they do not establish general model accuracy or user benefit.</w:t>
+        <w:t>In the refined first synthetic notice, Qwen returned a document-submission action with its deadline and the adjacent international-student caveat, plus a bedding action. In the initially unseen QR case, the first model output identified the target audience, deadline, and west-building exclusion but omitted the sentence stating that already registered students need not apply again. We retained that failure record and added a lexical warning when exception-like sentences are absent from all displayed evidence spans. The final replay again omitted the no-repeat sentence, and the guard displayed that original sentence separately for review. These observations show a working input-to-output demonstration and a concrete failure mode; they do not establish accuracy or user benefit.</w:t>
       </w:r>
     </w:p>
     <w:p>
@@ -448,10 +397,7 @@
     <w:p>
       <w:pPr/>
       <w:r>
-        <w:rPr>
-          <w:i w:val="0"/>
-        </w:rPr>
-        <w:t>Move In Ready demonstrates a constrained AI-assisted preparation workflow: public guidance becomes a source-traceable bilingual checklist, optional AI output remains subject to user confirmation, and deterministic rules turn reported gaps into next actions. The local prototype is suitable for showing the complete input-to-output flow at the midterm presentation.</w:t>
+        <w:t>Move In Ready now makes AI central to interpreting a new Korean notice rather than merely answering from an indexed FAQ. It generates candidate bilingual actions from source text the checklist has not seen, shows literal Korean evidence, and asks the student to verify scope before use. The fixed checklist and deterministic checks help organize the result but do not supply the new notice's meaning.</w:t>
       </w:r>
     </w:p>
     <w:p>
@@ -468,10 +414,7 @@
     <w:p>
       <w:pPr/>
       <w:r>
-        <w:rPr>
-          <w:i w:val="0"/>
-        </w:rPr>
-        <w:t>The current sources do not settle international-student document substitutions or individual eligibility. The system cannot verify submitted documents or infer housing approval. Its keyword and rule logic may miss phrasing outside the curated material, and Qwen responses still require source-level review. The application runs locally and has no public deployment, multi-user synchronization, or real-user evaluation. The next steps are to confirm current official scope, implement and inspect multi-document follow-up Q&amp;A, and conduct a recruited user study when participants are available.</w:t>
+        <w:t>Literal quotation matching does not prove that the proposed action, deadline association, or checklist match is semantically correct. The lexical omission warning recognizes only a limited set of Korean phrases and may miss other exceptions. The user's pasted text may contain sensitive data despite the interface warning. Source URLs are user-provided and are not fetched or verified by the program; live school requirements and individual eligibility remain outside its authority. The prototype runs locally, has no public deployment, and has not been tested with residents. The next steps are to test authorized current notices against independent labels, recruit users, and measure harmful omissions and false actions before treating the tool as reliable guidance.</w:t>
       </w:r>
     </w:p>
     <w:p>

--- a/week07_creative_award/WANGHAOBIN_Week07_CreativeAward_Draft.docx
+++ b/week07_creative_award/WANGHAOBIN_Week07_CreativeAward_Draft.docx
@@ -74,7 +74,7 @@
               <w:jc w:val="center"/>
             </w:pPr>
             <w:r>
-              <w:t>Affiliation to confirm</w:t>
+              <w:t>Dong-A University</w:t>
             </w:r>
           </w:p>
           <w:p>
@@ -83,7 +83,7 @@
               <w:jc w:val="center"/>
             </w:pPr>
             <w:r>
-              <w:t>Email to confirm</w:t>
+              <w:t>chenmenglr@gmail.com</w:t>
             </w:r>
           </w:p>
         </w:tc>
